--- a/public/docs/Punct_de_vedere_B563-2026.docx
+++ b/public/docs/Punct_de_vedere_B563-2026.docx
@@ -128,7 +128,7 @@
           <w:sz w:val="22"/>
           <w:szCs w:val="22"/>
         </w:rPr>
-        <w:t xml:space="preserve">În realitate, modificarea Art. 3 alin. (2) din Legea 51/1995 (eliminarea sintagmei „dacă legea nu prevede altfel” și restrângerea excepțiilor exclusiv la „alte profesii juridice”) coroborată cu Art. 1241–1245 Cod Civil și noile litere de la Art. 3 alin. (1) scoate în afara legii penale (Art. 25) experții contabili (CECCAR), specialiștii HR, mediatorii și platformele digitale, fără niciun test de proporționalitate conform Directivei (UE) 2018/958.</w:t>
+        <w:t xml:space="preserve">În realitate, modificarea Art. 3 alin. (2) din Legea 51/1995 (eliminarea sintagmei „dacă legea nu prevede altfel” și restrângerea excepțiilor exclusiv la „alte profesii juridice”) coroborată cu Art. 1241–1245 Cod Civil și noile litere de la Art. 3 alin. (1) expune la răspundere penală (Art. 25) experții contabili (CECCAR), specialiștii HR, mediatorii și platformele digitale care fac aceste acte, fără niciun test de proporționalitate conform Directivei (UE) 2018/958.</w:t>
       </w:r>
     </w:p>
     <w:p>
@@ -202,7 +202,7 @@
           <w:sz w:val="22"/>
           <w:szCs w:val="22"/>
         </w:rPr>
-        <w:t xml:space="preserve">Prin Art. I pct. 8 din proiect, la art. 3 alin. (2) din Legea nr. 51/1995 se elimină sintagma „dacă legea nu prevede altfel” și se înlocuiește cu „cu excepția celor care sunt stabilite în mod expres prin lege și în competența altor profesii juridice”. Coroborat cu noile litere k^1–k^6 de la art. 3 alin. (1) și cu modificarea art. 1241 alin. (2), art. 1243 alin. (2) și art. 1245 alin. (2) din Codul Civil, proiectul scoate în afara legii penale (prin raportare la art. 25 din Legea nr. 51/1995) activități desfășurate în mod legal de profesii economice reglementate, precum experții contabili și contabilii autorizați (OG nr. 65/1994), consultanții fiscali (OG nr. 71/2001) și specialiștii în resurse umane.</w:t>
+        <w:t xml:space="preserve">Prin Art. I pct. 8 din proiect, la art. 3 alin. (2) din Legea nr. 51/1995 se elimină sintagma „dacă legea nu prevede altfel” și se înlocuiește cu „cu excepția celor care sunt stabilite în mod expres prin lege și în competența altor profesii juridice”. Coroborat cu noile litere k^1–k^6 de la art. 3 alin. (1) și cu modificarea art. 1241 alin. (2), art. 1243 alin. (2) și art. 1245 alin. (2) din Codul Civil, proiectul incriminează, prin raportare la art. 25 din Legea nr. 51/1995, activități desfășurate în prezent în mod legal de profesii economice reglementate, precum experții contabili și contabilii autorizați (OG nr. 65/1994), consultanții fiscali (OG nr. 71/2001) și specialiștii în resurse umane.</w:t>
       </w:r>
     </w:p>
     <w:p>
@@ -461,7 +461,7 @@
           <w:sz w:val="18"/>
           <w:szCs w:val="18"/>
         </w:rPr>
-        <w:t xml:space="preserve">Generat prin platforma civică „La Straja Legii” • Referință proiect: B563/2026 (Cod Senat 27999)</w:t>
+        <w:t xml:space="preserve">Generat prin platforma civică destrajă.ro • Referință proiect: B563/2026 (Cod Senat 27999)</w:t>
       </w:r>
     </w:p>
     <w:sectPr>

--- a/public/docs/Punct_de_vedere_B563-2026.docx
+++ b/public/docs/Punct_de_vedere_B563-2026.docx
@@ -64,7 +64,7 @@
           <w:sz w:val="22"/>
           <w:szCs w:val="22"/>
         </w:rPr>
-        <w:t xml:space="preserve">Subsemnatul(a) {{NUME_CETATEAN}}, în temeiul normelor privind transparența decizională și consultarea publică parlamentară, formulez prezentul Punct de vedere referitor la Propunerea legislativă B563/2026 pentru modificarea și completarea Legii nr. 51/1995 pentru organizarea și exercitarea profesiei de avocat, precum și pentru completarea Legii nr. 287/2009 privind Codul Civil, solicitând respingerea propunerii în ansamblu sau, în subsidiar, eliminarea dispozițiilor neconstituționale, anticoncurențiale și contrare dreptului Uniunii Europene.</w:t>
+        <w:t xml:space="preserve">Subsemnatul(a) ……………………………………, în temeiul normelor privind transparența decizională și consultarea publică parlamentară, formulez prezentul Punct de vedere referitor la Propunerea legislativă B563/2026 pentru modificarea și completarea Legii nr. 51/1995 pentru organizarea și exercitarea profesiei de avocat, precum și pentru completarea Legii nr. 287/2009 privind Codul Civil, solicitând respingerea propunerii în ansamblu sau, în subsidiar, eliminarea dispozițiilor neconstituționale, anticoncurențiale și contrare dreptului Uniunii Europene.</w:t>
       </w:r>
     </w:p>
     <w:p>
@@ -448,7 +448,7 @@
           <w:sz w:val="22"/>
           <w:szCs w:val="22"/>
         </w:rPr>
-        <w:t xml:space="preserve">Cetățean / Contribuabil / Reprezentant al Societății Civile</w:t>
+        <w:t xml:space="preserve">Nume și prenume: ……………………………………</w:t>
       </w:r>
     </w:p>
     <w:p>

--- a/public/docs/Punct_de_vedere_B563-2026.docx
+++ b/public/docs/Punct_de_vedere_B563-2026.docx
@@ -80,7 +80,7 @@
           <w:sz w:val="24"/>
           <w:szCs w:val="24"/>
         </w:rPr>
-        <w:t xml:space="preserve">I. Sinteză Executivă (Scor Risc AI — Gemini + Claude + ChatGPT: 9.8/10)</w:t>
+        <w:t xml:space="preserve">I. Sinteză Executivă</w:t>
       </w:r>
     </w:p>
     <w:p>
@@ -461,7 +461,7 @@
           <w:sz w:val="18"/>
           <w:szCs w:val="18"/>
         </w:rPr>
-        <w:t xml:space="preserve">Generat prin platforma civică destrajă.ro • Referință proiect: B563/2026 (Cod Senat 27999)</w:t>
+        <w:t xml:space="preserve">Pregătit cu destrajă.ro, pe baza analizei a trei modele AI • Referință proiect: B563/2026 (Cod Senat 27999)</w:t>
       </w:r>
     </w:p>
     <w:sectPr>
